--- a/Doku/Doku_B_Ausgangssituation.docx
+++ b/Doku/Doku_B_Ausgangssituation.docx
@@ -26,7 +26,7 @@
         <w:jc w:val="both"/>
       </w:pPr>
       <w:r>
-        <w:t xml:space="preserve">Im Rahmen der Do-IT-Projektphase der SRH Beruflichen Rehabilitation GmbH entstand eine Desktop-Anwendung zur Lagerverwaltung von medizinischem Verbrauchsmaterial in einem Krankenhaus. Verwaltet werden zum Beispiel Verbandsmaterial, Spritzen und Einmalhandschuhe. Die Anwendung wurde mit Java 17 und JavaFX als Oberfläche sowie einer MySQL-Datenbank umgesetzt und läuft als Einzelplatzlösung ohne Internetanbindung.</w:t>
+        <w:t>Im Rahmen der DOIT-Projektphase der SRH Beruflichen Rehabilitation GmbH entstand eine Desktop-Anwendung zur Lagerverwaltung von medizinischem Verbrauchsmaterial in einem Krankenhaus. Verwaltet werden zum Beispiel Verbandsmaterial, Spritzen und Einmalhandschuhe. Die Anwendung wurde mit Java 17 und JavaFX als Oberfläche sowie einer MySQL-Datenbank umgesetzt und läuft als Einzelplatzlösung ohne Internetanbindung.</w:t>
       </w:r>
     </w:p>
     <w:p>
@@ -1926,7 +1926,7 @@
         <w:jc w:val="both"/>
       </w:pPr>
       <w:r>
-        <w:t xml:space="preserve">Das Projekt wurde von einer Person verantwortet, die Analyse, Entwicklung, Test und Dokumentation übernahm. Als Sachmittel kamen ein privater Laptop (Windows 10/11, ≥ 8 GB RAM), Java 17, JavaFX 21, MySQL 8 mit Connector/J, IntelliJ IDEA, Maven und Git zum Einsatz; alle Werkzeuge sind kostenfrei. Zur Übung der Kalkulation wurde eine fiktive Kostenrechnung erstellt: 150 h Entwicklung und Test zu einem fiktiven Satz von 80,00 €/h zuzüglich anteiliger Sachkosten ergeben rund 12.150,00 €. Tatsächliche Kosten entstehen in der Ausbildung nicht.</w:t>
+        <w:t>Das Projekt wurde von einer Person verantwortet, die Analyse, Entwicklung, Test und Dokumentation übernahm. Als Sachmittel kamen ein privater Laptop (Windows 10/11, ≥ 8 GB RAM), Java 17, JavaFX 21, MySQL 8 mit Connector/J, IntelliJ IDEA, Maven und Git zum Einsatz; alle Werkzeuge sind kostenfrei. Zur Übung der Kalkulation wurde eine fiktive Kostenrechnung erstellt: 150 h Projektarbeit (alle Phasen außer Dokumentation) zu einem fiktiven Satz von 80,00 €/h zuzüglich anteiliger Sachkosten ergeben rund 12.150,00 €. Tatsächliche Kosten entstehen in der Ausbildung nicht.</w:t>
       </w:r>
     </w:p>
     <w:p>

--- a/Doku/Doku_B_Ausgangssituation.docx
+++ b/Doku/Doku_B_Ausgangssituation.docx
@@ -26,7 +26,7 @@
         <w:jc w:val="both"/>
       </w:pPr>
       <w:r>
-        <w:t>Im Rahmen der DOIT-Projektphase der SRH Beruflichen Rehabilitation GmbH entstand eine Desktop-Anwendung zur Lagerverwaltung von medizinischem Verbrauchsmaterial in einem Krankenhaus. Verwaltet werden zum Beispiel Verbandsmaterial, Spritzen und Einmalhandschuhe. Die Anwendung wurde mit Java 17 und JavaFX als Oberfläche sowie einer MySQL-Datenbank umgesetzt und läuft als Einzelplatzlösung ohne Internetanbindung.</w:t>
+        <w:t>In der DOIT-Projektphase der SRH Beruflichen Rehabilitation GmbH entstand eine Desktop-Anwendung für die Lagerverwaltung von medizinischem Verbrauchsmaterial im Krankenhaus – etwa Verbandsmaterial, Spritzen oder Einmalhandschuhe. Umgesetzt wurde sie mit Java 17 und JavaFX für die Oberfläche, die Daten liegen in einer MySQL-Datenbank. Die Anwendung läuft lokal als Einzelplatzlösung und kommt ohne Internetanbindung aus.</w:t>
       </w:r>
     </w:p>
     <w:p>
@@ -35,7 +35,7 @@
         <w:jc w:val="both"/>
       </w:pPr>
       <w:r>
-        <w:t xml:space="preserve">Die Software gibt dem Personal jederzeit einen klaren Überblick über die Bestände der einzelnen Stationen, warnt bei knappen Materialien und protokolliert jede Ein- und Ausbuchung lückenlos.</w:t>
+        <w:t>Das Personal sieht damit jederzeit, welche Bestände auf den einzelnen Stationen vorhanden sind. Wird ein Material knapp, weist die Anwendung darauf hin; jede Ein- und Ausbuchung wird protokolliert.</w:t>
       </w:r>
     </w:p>
     <w:p>
@@ -53,7 +53,7 @@
         <w:jc w:val="both"/>
       </w:pPr>
       <w:r>
-        <w:t xml:space="preserve">Ziel war eine einfach bedienbare Anwendung, mit der das Krankenhauspersonal Materialien anlegen, ändern und löschen (CRUD), Bestände einsehen, nach Materialname suchen, nach Station filtern sowie bei Unterschreitung des Mindestbestands gewarnt werden kann. Fachlich gefordert waren eine MySQL-Datenbank mit mindestens fünf Tabellen, vollständige CRUD-Funktionalität, eine MVC-Architektur und eine Such- bzw. Filterfunktion. Diese Pflichtanforderungen bilden den Kern des Projektziels.</w:t>
+        <w:t>Ziel war eine Anwendung, die sich ohne Einarbeitung bedienen lässt. Das Krankenhauspersonal soll damit Materialien anlegen, ändern und löschen, Bestände einsehen, nach dem Materialnamen suchen und nach Station filtern können; sinkt ein Bestand unter den Mindestbestand, erscheint eine Warnung. Vorgegeben waren dazu eine MySQL-Datenbank mit mindestens fünf Tabellen, vollständiges CRUD, eine MVC-Architektur sowie eine Such- bzw. Filterfunktion – diese vier Pflichtanforderungen bilden den Kern des Projekts.</w:t>
       </w:r>
     </w:p>
     <w:p>
@@ -71,7 +71,7 @@
         <w:jc w:val="both"/>
       </w:pPr>
       <w:r>
-        <w:t xml:space="preserve">Das Projekt wurde als Einzelprojekt im Rahmen der WI-Ausbildung (Gruppe 2551) durchgeführt. Die fachliche Begleitung, Bewertung und Abnahme erfolgt durch die Betreuerin Frau Cramer. Inhaltlich orientiert sich das Vorhaben an einem realistischen Anwendungsfall aus dem Krankenhaus; Auftraggeber und Endnutzer (Krankenhausleitung, Pflege- und Stationspersonal) sind fiktiv und dienen der praxisnahen Darstellung.</w:t>
+        <w:t>Das Projekt wurde als Einzelprojekt in der WI-Ausbildung (Gruppe 2551) durchgeführt. Betreut, bewertet und abgenommen wird es von Frau Cramer. Inhaltlich orientiert es sich an einem realistischen Fall aus dem Krankenhausalltag. Auftraggeber und Endnutzer – Krankenhausleitung sowie Pflege- und Stationspersonal – sind fiktiv und dienen nur der praxisnahen Darstellung.</w:t>
       </w:r>
     </w:p>
     <w:p>
@@ -564,7 +564,7 @@
         <w:jc w:val="both"/>
       </w:pPr>
       <w:r>
-        <w:t xml:space="preserve">In vielen Häusern wird Verbrauchsmaterial bis heute von Hand in Listen oder Tabellen gepflegt. Das ist fehleranfällig und unübersichtlich: Es fehlt der schnelle Blick auf den Bestand je Station, ein automatischer Hinweis bei knappen Materialien und eine nachvollziehbare Buchungshistorie. Eine kleine, fokussierte Software schafft hier Abhilfe. Der Nutzen liegt in weniger Fehlbeständen, schnellerem Auffinden von Material und einer prüfbaren Historie für die Verwaltung.</w:t>
+        <w:t>In vielen Häusern wird Verbrauchsmaterial bis heute von Hand in Listen oder Tabellen gepflegt. Das kostet Zeit und ist fehleranfällig. Wer wissen will, wie viel auf einer Station noch liegt, muss erst die Liste durchgehen; eine Warnung bei knappem Material gibt es nicht, und im Nachhinein lässt sich kaum nachvollziehen, wer was entnommen hat. Genau hier setzt die Anwendung an. Sie verringert Fehlbestände, macht Material schneller auffindbar und gibt der Verwaltung eine Historie, die sich jederzeit prüfen lässt.</w:t>
       </w:r>
     </w:p>
     <w:p>
@@ -591,7 +591,7 @@
         <w:jc w:val="both"/>
       </w:pPr>
       <w:r>
-        <w:t xml:space="preserve">Das Projekt umfasst sieben Phasen mit einem geplanten Gesamtaufwand von 180 Stunden. Die Anwesenheit beträgt sechs Wochen mit je 32 Stunden (192 h); die Differenz von 12 Stunden dient als Puffer. Die Aufteilung folgt dem Projektantrag (v2) und dem Leitfaden der SRH.</w:t>
+        <w:t>Das Projekt gliedert sich in sieben Phasen mit einem geplanten Gesamtaufwand von 180 Stunden. Bei sechs Wochen Anwesenheit zu je 32 Stunden ergeben sich 192 Stunden; die übrigen 12 Stunden sind als Puffer eingeplant. Die Aufteilung folgt dem Projektantrag (v2) und dem SRH-Leitfaden.</w:t>
       </w:r>
     </w:p>
     <w:p>
@@ -1926,7 +1926,7 @@
         <w:jc w:val="both"/>
       </w:pPr>
       <w:r>
-        <w:t>Das Projekt wurde von einer Person verantwortet, die Analyse, Entwicklung, Test und Dokumentation übernahm. Als Sachmittel kamen ein privater Laptop (Windows 10/11, ≥ 8 GB RAM), Java 17, JavaFX 21, MySQL 8 mit Connector/J, IntelliJ IDEA, Maven und Git zum Einsatz; alle Werkzeuge sind kostenfrei. Zur Übung der Kalkulation wurde eine fiktive Kostenrechnung erstellt: 150 h Projektarbeit (alle Phasen außer Dokumentation) zu einem fiktiven Satz von 80,00 €/h zuzüglich anteiliger Sachkosten ergeben rund 12.150,00 €. Tatsächliche Kosten entstehen in der Ausbildung nicht.</w:t>
+        <w:t>Als Einzelprojekt lagen Analyse, Entwicklung, Test und Dokumentation in einer Hand. An Sachmitteln genügte ein privater Laptop (Windows 10/11, ≥ 8 GB RAM); dazu kamen Java 17, JavaFX 21, MySQL 8 mit Connector/J, IntelliJ IDEA, Maven und Git – allesamt kostenfrei. Zur Übung der Kalkulation wurde zusätzlich eine fiktive Kostenrechnung aufgestellt: 150 Stunden Projektarbeit (alle Phasen außer der Dokumentation) zu einem angenommenen Satz von 80,00 €/h ergeben mit anteiligen Sachkosten rund 12.150,00 €. In der Ausbildung fallen diese Kosten natürlich nicht an.</w:t>
       </w:r>
     </w:p>
     <w:p>
@@ -2526,7 +2526,7 @@
         <w:jc w:val="both"/>
       </w:pPr>
       <w:r>
-        <w:t xml:space="preserve">Entwickelt wurde schrittweise entlang der Phasen. Zuerst entstanden ein tragfähiges Datenmodell und die Datenzugriffsschicht, danach die Oberfläche. Innerhalb der Oberfläche wurden die Kernmodule (Materialien, Kategorien, Stationslager) vollständig umgesetzt, bevor die optionalen Module (Lieferanten, Bestellungen, Bestandsbewegungen) folgten. So war früh ein lauffähiger Kern vorhanden, der gegen die Pflichtanforderungen geprüft werden konnte. Jede wesentliche Entscheidung und Abweichung wurde in einem Projekttagebuch festgehalten.</w:t>
+        <w:t>Entwickelt wurde schrittweise entlang der Phasen. Den Anfang machten das Datenmodell und die Datenzugriffsschicht, erst danach kam die Oberfläche dazu. Bei der Oberfläche wurden zunächst die Kernmodule Materialien, Kategorien und Stationslager fertiggestellt, die optionalen Module Lieferanten, Bestellungen und Bestandsbewegungen folgten später. Auf diese Weise stand früh ein lauffähiger Kern, an dem sich die Pflichtanforderungen überprüfen ließen. Wichtige Entscheidungen und Abweichungen wurden im Projekttagebuch festgehalten.</w:t>
       </w:r>
     </w:p>
     <w:p>
@@ -2553,7 +2553,7 @@
         <w:jc w:val="both"/>
       </w:pPr>
       <w:r>
-        <w:t xml:space="preserve">Ausgangspunkt ist die manuelle Materialverwaltung per Liste oder Tabellenkalkulation. Daraus ergeben sich mehrere Probleme: kein schneller Überblick über die Bestände der einzelnen Stationen (Station 1, OP, ICU, Zentrallager), keine automatische Warnung bei Unterschreitung des Mindestbestands, keine lückenlose Buchungshistorie für die Nachverfolgung, manuelle Fehler bei der Bestandspflege und keine Filterung nach Station oder Materialart bei der Suche.</w:t>
+        <w:t>Ausgangspunkt ist die manuelle Materialverwaltung per Liste oder Tabellenkalkulation. Wer den Bestand einer einzelnen Station – etwa Station 1, OP, ICU oder Zentrallager – braucht, muss ihn sich erst zusammensuchen. Eine automatische Warnung beim Unterschreiten des Mindestbestands fehlt ebenso wie eine lückenlose Buchungshistorie, mit der sich Entnahmen nachverfolgen lassen. Bei der Pflege schleichen sich leicht Fehler ein, und gezielt nach Station oder Materialart filtern lässt sich ohnehin nicht.</w:t>
       </w:r>
     </w:p>
     <w:p>
@@ -2571,7 +2571,7 @@
         <w:jc w:val="both"/>
       </w:pPr>
       <w:r>
-        <w:t xml:space="preserve">Aus der Ist-Analyse wurden die zentralen Anwendungsfälle abgeleitet. Das Personal verwaltet Materialien (anlegen, bearbeiten, löschen), sieht in der Bestandsübersicht den je Material und Lager berechneten Bestand ein, sucht nach Name und filtert nach Station und erkennt Warnungen bei knappem Bestand. Außerdem werden Bestellungen erfasst sowie Ein- und Ausgänge gebucht: Entnahmen über die Funktion Warenentnahme, Umlagerungen zwischen Lagern als Ausgang und Eingang.</w:t>
+        <w:t>Aus der Ist-Analyse ergaben sich die zentralen Anwendungsfälle. Das Personal legt Materialien an, bearbeitet und löscht sie und sieht in der Bestandsübersicht den je Material und Lager berechneten Bestand. Es sucht nach dem Namen, filtert nach Station und erkennt an der Warnung, wenn ein Bestand knapp wird. Hinzu kommen das Erfassen von Bestellungen sowie das Buchen von Ein- und Ausgängen – eine Entnahme über die Funktion Warenentnahme, eine Umlagerung zwischen zwei Lagern als Ausgang im einen und Eingang im anderen Lager.</w:t>
       </w:r>
     </w:p>
     <w:p>

--- a/Doku/Doku_B_Ausgangssituation.docx
+++ b/Doku/Doku_B_Ausgangssituation.docx
@@ -2571,7 +2571,7 @@
         <w:jc w:val="both"/>
       </w:pPr>
       <w:r>
-        <w:t>Aus der Ist-Analyse ergaben sich die zentralen Anwendungsfälle. Das Personal legt Materialien an, bearbeitet und löscht sie und sieht in der Bestandsübersicht den je Material und Lager berechneten Bestand. Es sucht nach dem Namen, filtert nach Station und erkennt an der Warnung, wenn ein Bestand knapp wird. Hinzu kommen das Erfassen von Bestellungen sowie das Buchen von Ein- und Ausgängen – eine Entnahme über die Funktion Warenentnahme, eine Umlagerung zwischen zwei Lagern als Ausgang im einen und Eingang im anderen Lager.</w:t>
+        <w:t>Aus der Ist-Analyse ergaben sich die zentralen Anwendungsfälle. Das Personal legt Materialien an, bearbeitet und löscht sie und sieht in der Bestandsübersicht den je Material und Lager berechneten Bestand. Es sucht nach dem Namen, filtert nach Station und erkennt an der Warnung, wenn ein Bestand knapp wird. Hinzu kommen das Erfassen von Bestellungen sowie das Buchen von Ein- und Ausgängen über die Bestandsbewegungen; eine Entnahme wird als Ausgang, eine Umlagerung zwischen zwei Lagern als Ausgang im einen und Eingang im anderen Lager gebucht.</w:t>
       </w:r>
     </w:p>
     <w:p>

--- a/Doku/Doku_B_Ausgangssituation.docx
+++ b/Doku/Doku_B_Ausgangssituation.docx
@@ -71,7 +71,7 @@
         <w:jc w:val="both"/>
       </w:pPr>
       <w:r>
-        <w:t>Das Projekt wurde als Einzelprojekt in der WI-Ausbildung (Gruppe 2551) durchgeführt. Betreut, bewertet und abgenommen wird es von Frau Cramer. Inhaltlich orientiert es sich an einem realistischen Fall aus dem Krankenhausalltag. Auftraggeber und Endnutzer – Krankenhausleitung sowie Pflege- und Stationspersonal – sind fiktiv und dienen nur der praxisnahen Darstellung.</w:t>
+        <w:t>Das Projekt wurde als Einzelprojekt in der WI-Ausbildung (Gruppe 2551) durchgeführt. Betreut, bewertet und abgenommen wird es von Frau Cramer. Inhaltlich orientiert es sich an einem realistischen Fall aus dem Krankenhausalltag. Auftraggeber und Endnutzer sind fiktiv und dienen nur der praxisnahen Darstellung. Gemeint sind die Krankenhausleitung sowie das Pflege- und Stationspersonal.</w:t>
       </w:r>
     </w:p>
     <w:p>
@@ -2553,7 +2553,7 @@
         <w:jc w:val="both"/>
       </w:pPr>
       <w:r>
-        <w:t>Ausgangspunkt ist die manuelle Materialverwaltung per Liste oder Tabellenkalkulation. Wer den Bestand einer einzelnen Station – etwa Station 1, OP, ICU oder Zentrallager – braucht, muss ihn sich erst zusammensuchen. Eine automatische Warnung beim Unterschreiten des Mindestbestands fehlt ebenso wie eine lückenlose Buchungshistorie, mit der sich Entnahmen nachverfolgen lassen. Bei der Pflege schleichen sich leicht Fehler ein, und gezielt nach Station oder Materialart filtern lässt sich ohnehin nicht.</w:t>
+        <w:t>Ausgangspunkt ist die manuelle Materialverwaltung per Liste oder Tabellenkalkulation. Wer den Bestand einer einzelnen Station braucht, zum Beispiel Station 1, OP, ICU oder Zentrallager, muss ihn sich erst zusammensuchen. Eine automatische Warnung beim Unterschreiten des Mindestbestands fehlt ebenso wie eine lückenlose Buchungshistorie, mit der sich Entnahmen nachverfolgen lassen. Bei der Pflege schleichen sich leicht Fehler ein, und gezielt nach Station oder Materialart filtern lässt sich ohnehin nicht.</w:t>
       </w:r>
     </w:p>
     <w:p>
